--- a/legal/TODO_Legale_Operativo.docx
+++ b/legal/TODO_Legale_Operativo.docx
@@ -437,17 +437,7 @@
         <w:spacing w:after="80" w:line="300"/>
       </w:pPr>
       <w:r>
-        <w:t xml:space="preserve">☐ </w:t>
-      </w:r>
-      <w:r>
-        <w:rPr>
-          <w:b/>
-          <w:bCs/>
-        </w:rPr>
-        <w:t xml:space="preserve">Hetzner</w:t>
-      </w:r>
-      <w:r>
-        <w:t xml:space="preserve"> (hosting): AV-Verträge disponibili su console; scaricare, firmare, archiviare.</w:t>
+        <w:t>☐ IONOS (hosting): reperire nell'area clienti l'accordo sul trattamento dei dati (DPA/AVV) ex art. 28 GDPR, firmarlo e archiviarne copia. Verificare nella stessa sede se il volume del server è cifrato a riposo: la risposta decide se la DPIA può continuare a dichiarare la cifratura a riposo fra le mitigazioni del rischio R1.</w:t>
       </w:r>
     </w:p>
     <w:p>
